--- a/briefings/线口监测午报-2026-08-22.docx
+++ b/briefings/线口监测午报-2026-08-22.docx
@@ -22,7 +22,7 @@
           <w:color w:val="888888"/>
           <w:sz w:val="18"/>
         </w:rPr>
-        <w:t>监测窗口:近48小时 | 生成时间:2026-08-22 15:59</w:t>
+        <w:t>监测窗口:近48小时 | 生成时间:2026-08-22 17:03</w:t>
       </w:r>
     </w:p>
     <w:p>
@@ -49,6 +49,108 @@
         </w:rPr>
         <w:t>AI/大模型</w:t>
       </w:r>
+    </w:p>
+    <w:p>
+      <w:pPr>
+        <w:pStyle w:val="Heading3"/>
+      </w:pPr>
+      <w:r>
+        <w:rPr>
+          <w:rFonts w:ascii="Times New Roman" w:hAnsi="Times New Roman" w:eastAsia="黑体"/>
+          <w:b w:val="0"/>
+          <w:color w:val="888888"/>
+          <w:sz w:val="24"/>
+        </w:rPr>
+        <w:t>【C级·参考】</w:t>
+      </w:r>
+      <w:r>
+        <w:rPr>
+          <w:rFonts w:ascii="Times New Roman" w:hAnsi="Times New Roman" w:eastAsia="黑体"/>
+          <w:b w:val="0"/>
+          <w:color w:val="888888"/>
+          <w:sz w:val="24"/>
+        </w:rPr>
+        <w:t>英伟达否认年底前推出中国特供 AI 芯片：路线图中无此产品</w:t>
+      </w:r>
+    </w:p>
+    <w:p>
+      <w:r>
+        <w:rPr>
+          <w:rFonts w:ascii="Times New Roman" w:hAnsi="Times New Roman" w:eastAsia="宋体"/>
+          <w:color w:val="888888"/>
+          <w:sz w:val="18"/>
+        </w:rPr>
+        <w:t>来源:IT之家 | 时间:08-22 16:55</w:t>
+      </w:r>
+    </w:p>
+    <w:p>
+      <w:r>
+        <w:rPr>
+          <w:rFonts w:ascii="Times New Roman" w:hAnsi="Times New Roman" w:eastAsia="宋体"/>
+          <w:sz w:val="18"/>
+        </w:rPr>
+        <w:t>链接:</w:t>
+      </w:r>
+      <w:hyperlink r:id="rId9">
+        <w:r>
+          <w:rPr>
+            <w:color w:val="0563C1"/>
+            <w:u w:val="single"/>
+          </w:rPr>
+          <w:t>英伟达否认年底前推出中国特供 AI 芯片：路线图中无此产品</w:t>
+        </w:r>
+      </w:hyperlink>
+    </w:p>
+    <w:p>
+      <w:pPr>
+        <w:pStyle w:val="Heading3"/>
+      </w:pPr>
+      <w:r>
+        <w:rPr>
+          <w:rFonts w:ascii="Times New Roman" w:hAnsi="Times New Roman" w:eastAsia="黑体"/>
+          <w:b w:val="0"/>
+          <w:color w:val="888888"/>
+          <w:sz w:val="24"/>
+        </w:rPr>
+        <w:t>【C级·参考】</w:t>
+      </w:r>
+      <w:r>
+        <w:rPr>
+          <w:rFonts w:ascii="Times New Roman" w:hAnsi="Times New Roman" w:eastAsia="黑体"/>
+          <w:b w:val="0"/>
+          <w:color w:val="888888"/>
+          <w:sz w:val="24"/>
+        </w:rPr>
+        <w:t>苹果官网上架 Bellroy Cinch 邮差包：12L 容量，可收纳 MacBook、AirTag，849 元</w:t>
+      </w:r>
+    </w:p>
+    <w:p>
+      <w:r>
+        <w:rPr>
+          <w:rFonts w:ascii="Times New Roman" w:hAnsi="Times New Roman" w:eastAsia="宋体"/>
+          <w:color w:val="888888"/>
+          <w:sz w:val="18"/>
+        </w:rPr>
+        <w:t>来源:IT之家 | 时间:08-22 16:46</w:t>
+      </w:r>
+    </w:p>
+    <w:p>
+      <w:r>
+        <w:rPr>
+          <w:rFonts w:ascii="Times New Roman" w:hAnsi="Times New Roman" w:eastAsia="宋体"/>
+          <w:sz w:val="18"/>
+        </w:rPr>
+        <w:t>链接:</w:t>
+      </w:r>
+      <w:hyperlink r:id="rId10">
+        <w:r>
+          <w:rPr>
+            <w:color w:val="0563C1"/>
+            <w:u w:val="single"/>
+          </w:rPr>
+          <w:t>苹果官网上架 Bellroy Cinch 邮差包：12L 容量，可收纳 MacBook、AirTag，849 元</w:t>
+        </w:r>
+      </w:hyperlink>
     </w:p>
     <w:p>
       <w:pPr>
@@ -91,7 +193,7 @@
         </w:rPr>
         <w:t>链接:</w:t>
       </w:r>
-      <w:hyperlink r:id="rId9">
+      <w:hyperlink r:id="rId11">
         <w:r>
           <w:rPr>
             <w:color w:val="0563C1"/>
@@ -142,7 +244,7 @@
         </w:rPr>
         <w:t>链接:</w:t>
       </w:r>
-      <w:hyperlink r:id="rId10">
+      <w:hyperlink r:id="rId12">
         <w:r>
           <w:rPr>
             <w:color w:val="0563C1"/>
@@ -193,7 +295,7 @@
         </w:rPr>
         <w:t>链接:</w:t>
       </w:r>
-      <w:hyperlink r:id="rId11">
+      <w:hyperlink r:id="rId13">
         <w:r>
           <w:rPr>
             <w:color w:val="0563C1"/>
@@ -244,7 +346,7 @@
         </w:rPr>
         <w:t>链接:</w:t>
       </w:r>
-      <w:hyperlink r:id="rId12">
+      <w:hyperlink r:id="rId14">
         <w:r>
           <w:rPr>
             <w:color w:val="0563C1"/>
@@ -295,7 +397,7 @@
         </w:rPr>
         <w:t>链接:</w:t>
       </w:r>
-      <w:hyperlink r:id="rId13">
+      <w:hyperlink r:id="rId15">
         <w:r>
           <w:rPr>
             <w:color w:val="0563C1"/>
@@ -346,7 +448,7 @@
         </w:rPr>
         <w:t>链接:</w:t>
       </w:r>
-      <w:hyperlink r:id="rId14">
+      <w:hyperlink r:id="rId16">
         <w:r>
           <w:rPr>
             <w:color w:val="0563C1"/>
@@ -397,64 +499,13 @@
         </w:rPr>
         <w:t>链接:</w:t>
       </w:r>
-      <w:hyperlink r:id="rId15">
+      <w:hyperlink r:id="rId17">
         <w:r>
           <w:rPr>
             <w:color w:val="0563C1"/>
             <w:u w:val="single"/>
           </w:rPr>
           <w:t>雷鸟推出iO AI眼镜，售价2499元支持全天候AI记忆</w:t>
-        </w:r>
-      </w:hyperlink>
-    </w:p>
-    <w:p>
-      <w:pPr>
-        <w:pStyle w:val="Heading3"/>
-      </w:pPr>
-      <w:r>
-        <w:rPr>
-          <w:rFonts w:ascii="Times New Roman" w:hAnsi="Times New Roman" w:eastAsia="黑体"/>
-          <w:b w:val="0"/>
-          <w:color w:val="888888"/>
-          <w:sz w:val="24"/>
-        </w:rPr>
-        <w:t>【C级·参考】</w:t>
-      </w:r>
-      <w:r>
-        <w:rPr>
-          <w:rFonts w:ascii="Times New Roman" w:hAnsi="Times New Roman" w:eastAsia="黑体"/>
-          <w:b w:val="0"/>
-          <w:color w:val="888888"/>
-          <w:sz w:val="24"/>
-        </w:rPr>
-        <w:t>2499元！雷鸟iO AI眼镜发布：没摄像头和扬声器，但更可能卖爆</w:t>
-      </w:r>
-    </w:p>
-    <w:p>
-      <w:r>
-        <w:rPr>
-          <w:rFonts w:ascii="Times New Roman" w:hAnsi="Times New Roman" w:eastAsia="宋体"/>
-          <w:color w:val="888888"/>
-          <w:sz w:val="18"/>
-        </w:rPr>
-        <w:t>来源:Bing新闻 | 时间:08-21 18:12</w:t>
-      </w:r>
-    </w:p>
-    <w:p>
-      <w:r>
-        <w:rPr>
-          <w:rFonts w:ascii="Times New Roman" w:hAnsi="Times New Roman" w:eastAsia="宋体"/>
-          <w:sz w:val="18"/>
-        </w:rPr>
-        <w:t>链接:</w:t>
-      </w:r>
-      <w:hyperlink r:id="rId16">
-        <w:r>
-          <w:rPr>
-            <w:color w:val="0563C1"/>
-            <w:u w:val="single"/>
-          </w:rPr>
-          <w:t>2499元！雷鸟iO AI眼镜发布：没摄像头和扬声器，但更可能卖爆</w:t>
         </w:r>
       </w:hyperlink>
     </w:p>
@@ -499,7 +550,7 @@
         </w:rPr>
         <w:t>链接:</w:t>
       </w:r>
-      <w:hyperlink r:id="rId17">
+      <w:hyperlink r:id="rId18">
         <w:r>
           <w:rPr>
             <w:color w:val="0563C1"/>
@@ -550,7 +601,7 @@
         </w:rPr>
         <w:t>链接:</w:t>
       </w:r>
-      <w:hyperlink r:id="rId18">
+      <w:hyperlink r:id="rId19">
         <w:r>
           <w:rPr>
             <w:color w:val="0563C1"/>
@@ -601,13 +652,64 @@
         </w:rPr>
         <w:t>链接:</w:t>
       </w:r>
-      <w:hyperlink r:id="rId19">
+      <w:hyperlink r:id="rId20">
         <w:r>
           <w:rPr>
             <w:color w:val="0563C1"/>
             <w:u w:val="single"/>
           </w:rPr>
           <w:t>首款人类增强AI眼镜 雷鸟iO正式发布：首发价1996元起</w:t>
+        </w:r>
+      </w:hyperlink>
+    </w:p>
+    <w:p>
+      <w:pPr>
+        <w:pStyle w:val="Heading3"/>
+      </w:pPr>
+      <w:r>
+        <w:rPr>
+          <w:rFonts w:ascii="Times New Roman" w:hAnsi="Times New Roman" w:eastAsia="黑体"/>
+          <w:b w:val="0"/>
+          <w:color w:val="888888"/>
+          <w:sz w:val="24"/>
+        </w:rPr>
+        <w:t>【C级·参考】</w:t>
+      </w:r>
+      <w:r>
+        <w:rPr>
+          <w:rFonts w:ascii="Times New Roman" w:hAnsi="Times New Roman" w:eastAsia="黑体"/>
+          <w:b w:val="0"/>
+          <w:color w:val="888888"/>
+          <w:sz w:val="24"/>
+        </w:rPr>
+        <w:t>行业首款主动式AI眼镜！雷鸟iO评测：它能记录你的整个人生</w:t>
+      </w:r>
+    </w:p>
+    <w:p>
+      <w:r>
+        <w:rPr>
+          <w:rFonts w:ascii="Times New Roman" w:hAnsi="Times New Roman" w:eastAsia="宋体"/>
+          <w:color w:val="888888"/>
+          <w:sz w:val="18"/>
+        </w:rPr>
+        <w:t>来源:Bing新闻 | 时间:08-21 16:31</w:t>
+      </w:r>
+    </w:p>
+    <w:p>
+      <w:r>
+        <w:rPr>
+          <w:rFonts w:ascii="Times New Roman" w:hAnsi="Times New Roman" w:eastAsia="宋体"/>
+          <w:sz w:val="18"/>
+        </w:rPr>
+        <w:t>链接:</w:t>
+      </w:r>
+      <w:hyperlink r:id="rId21">
+        <w:r>
+          <w:rPr>
+            <w:color w:val="0563C1"/>
+            <w:u w:val="single"/>
+          </w:rPr>
+          <w:t>行业首款主动式AI眼镜！雷鸟iO评测：它能记录你的整个人生</w:t>
         </w:r>
       </w:hyperlink>
     </w:p>
@@ -652,7 +754,7 @@
         </w:rPr>
         <w:t>链接:</w:t>
       </w:r>
-      <w:hyperlink r:id="rId20">
+      <w:hyperlink r:id="rId22">
         <w:r>
           <w:rPr>
             <w:color w:val="0563C1"/>
@@ -682,7 +784,7 @@
           <w:color w:val="888888"/>
           <w:sz w:val="24"/>
         </w:rPr>
-        <w:t>Early-life stress leaves a 'scar' inside brain cells in mice</w:t>
+        <w:t>雷鸟 iO AI 眼镜发布：支持实时提示、全天智记，首发价 2349 元</w:t>
       </w:r>
     </w:p>
     <w:p>
@@ -692,7 +794,7 @@
           <w:color w:val="888888"/>
           <w:sz w:val="18"/>
         </w:rPr>
-        <w:t>来源:Hacker News | 时间:08-21 05:08</w:t>
+        <w:t>来源:Bing新闻 | 时间:08-21 08:14</w:t>
       </w:r>
     </w:p>
     <w:p>
@@ -703,64 +805,13 @@
         </w:rPr>
         <w:t>链接:</w:t>
       </w:r>
-      <w:hyperlink r:id="rId21">
+      <w:hyperlink r:id="rId23">
         <w:r>
           <w:rPr>
             <w:color w:val="0563C1"/>
             <w:u w:val="single"/>
           </w:rPr>
-          <w:t>Early-life stress leaves a 'scar' inside brain cells in mice</w:t>
-        </w:r>
-      </w:hyperlink>
-    </w:p>
-    <w:p>
-      <w:pPr>
-        <w:pStyle w:val="Heading3"/>
-      </w:pPr>
-      <w:r>
-        <w:rPr>
-          <w:rFonts w:ascii="Times New Roman" w:hAnsi="Times New Roman" w:eastAsia="黑体"/>
-          <w:b w:val="0"/>
-          <w:color w:val="888888"/>
-          <w:sz w:val="24"/>
-        </w:rPr>
-        <w:t>【C级·参考】</w:t>
-      </w:r>
-      <w:r>
-        <w:rPr>
-          <w:rFonts w:ascii="Times New Roman" w:hAnsi="Times New Roman" w:eastAsia="黑体"/>
-          <w:b w:val="0"/>
-          <w:color w:val="888888"/>
-          <w:sz w:val="24"/>
-        </w:rPr>
-        <w:t>“百镜大战”一年后，AI眼镜的赛点变了</w:t>
-      </w:r>
-    </w:p>
-    <w:p>
-      <w:r>
-        <w:rPr>
-          <w:rFonts w:ascii="Times New Roman" w:hAnsi="Times New Roman" w:eastAsia="宋体"/>
-          <w:color w:val="888888"/>
-          <w:sz w:val="18"/>
-        </w:rPr>
-        <w:t>来源:Bing新闻 | 时间:08-20 21:18</w:t>
-      </w:r>
-    </w:p>
-    <w:p>
-      <w:r>
-        <w:rPr>
-          <w:rFonts w:ascii="Times New Roman" w:hAnsi="Times New Roman" w:eastAsia="宋体"/>
-          <w:sz w:val="18"/>
-        </w:rPr>
-        <w:t>链接:</w:t>
-      </w:r>
-      <w:hyperlink r:id="rId22">
-        <w:r>
-          <w:rPr>
-            <w:color w:val="0563C1"/>
-            <w:u w:val="single"/>
-          </w:rPr>
-          <w:t>“百镜大战”一年后，AI眼镜的赛点变了</w:t>
+          <w:t>雷鸟 iO AI 眼镜发布：支持实时提示、全天智记，首发价 2349 元</w:t>
         </w:r>
       </w:hyperlink>
     </w:p>
@@ -817,7 +868,7 @@
         </w:rPr>
         <w:t>链接:</w:t>
       </w:r>
-      <w:hyperlink r:id="rId23">
+      <w:hyperlink r:id="rId24">
         <w:r>
           <w:rPr>
             <w:color w:val="0563C1"/>
@@ -868,7 +919,7 @@
         </w:rPr>
         <w:t>链接:</w:t>
       </w:r>
-      <w:hyperlink r:id="rId24">
+      <w:hyperlink r:id="rId25">
         <w:r>
           <w:rPr>
             <w:color w:val="0563C1"/>
@@ -919,7 +970,7 @@
         </w:rPr>
         <w:t>链接:</w:t>
       </w:r>
-      <w:hyperlink r:id="rId25">
+      <w:hyperlink r:id="rId26">
         <w:r>
           <w:rPr>
             <w:color w:val="0563C1"/>
@@ -970,64 +1021,13 @@
         </w:rPr>
         <w:t>链接:</w:t>
       </w:r>
-      <w:hyperlink r:id="rId26">
+      <w:hyperlink r:id="rId27">
         <w:r>
           <w:rPr>
             <w:color w:val="0563C1"/>
             <w:u w:val="single"/>
           </w:rPr>
           <w:t>荣耀机器人闪电百米跑出 9 秒 32，打破人类记录</w:t>
-        </w:r>
-      </w:hyperlink>
-    </w:p>
-    <w:p>
-      <w:pPr>
-        <w:pStyle w:val="Heading3"/>
-      </w:pPr>
-      <w:r>
-        <w:rPr>
-          <w:rFonts w:ascii="Times New Roman" w:hAnsi="Times New Roman" w:eastAsia="黑体"/>
-          <w:b w:val="0"/>
-          <w:color w:val="888888"/>
-          <w:sz w:val="24"/>
-        </w:rPr>
-        <w:t>【C级·参考】</w:t>
-      </w:r>
-      <w:r>
-        <w:rPr>
-          <w:rFonts w:ascii="Times New Roman" w:hAnsi="Times New Roman" w:eastAsia="黑体"/>
-          <w:b w:val="0"/>
-          <w:color w:val="888888"/>
-          <w:sz w:val="24"/>
-        </w:rPr>
-        <w:t>第二届世界人形机器人运动会今天开幕，新增拔河、乒乓球等项目</w:t>
-      </w:r>
-    </w:p>
-    <w:p>
-      <w:r>
-        <w:rPr>
-          <w:rFonts w:ascii="Times New Roman" w:hAnsi="Times New Roman" w:eastAsia="宋体"/>
-          <w:color w:val="888888"/>
-          <w:sz w:val="18"/>
-        </w:rPr>
-        <w:t>来源:IT之家 | 时间:08-22 10:29</w:t>
-      </w:r>
-    </w:p>
-    <w:p>
-      <w:r>
-        <w:rPr>
-          <w:rFonts w:ascii="Times New Roman" w:hAnsi="Times New Roman" w:eastAsia="宋体"/>
-          <w:sz w:val="18"/>
-        </w:rPr>
-        <w:t>链接:</w:t>
-      </w:r>
-      <w:hyperlink r:id="rId27">
-        <w:r>
-          <w:rPr>
-            <w:color w:val="0563C1"/>
-            <w:u w:val="single"/>
-          </w:rPr>
-          <w:t>第二届世界人形机器人运动会今天开幕，新增拔河、乒乓球等项目</w:t>
         </w:r>
       </w:hyperlink>
     </w:p>
@@ -1189,6 +1189,210 @@
           <w:color w:val="888888"/>
           <w:sz w:val="24"/>
         </w:rPr>
+        <w:t>育碧动作肉鸽游戏《波斯王子：Rogue》标准版永降，Steam 国区 118 元 → 80 元</w:t>
+      </w:r>
+    </w:p>
+    <w:p>
+      <w:r>
+        <w:rPr>
+          <w:rFonts w:ascii="Times New Roman" w:hAnsi="Times New Roman" w:eastAsia="宋体"/>
+          <w:color w:val="888888"/>
+          <w:sz w:val="18"/>
+        </w:rPr>
+        <w:t>来源:IT之家 | 时间:08-22 16:57</w:t>
+      </w:r>
+    </w:p>
+    <w:p>
+      <w:r>
+        <w:rPr>
+          <w:rFonts w:ascii="Times New Roman" w:hAnsi="Times New Roman" w:eastAsia="宋体"/>
+          <w:sz w:val="18"/>
+        </w:rPr>
+        <w:t>链接:</w:t>
+      </w:r>
+      <w:hyperlink r:id="rId30">
+        <w:r>
+          <w:rPr>
+            <w:color w:val="0563C1"/>
+            <w:u w:val="single"/>
+          </w:rPr>
+          <w:t>育碧动作肉鸽游戏《波斯王子：Rogue》标准版永降，Steam 国区 118 元 → 80 元</w:t>
+        </w:r>
+      </w:hyperlink>
+    </w:p>
+    <w:p>
+      <w:pPr>
+        <w:pStyle w:val="Heading3"/>
+      </w:pPr>
+      <w:r>
+        <w:rPr>
+          <w:rFonts w:ascii="Times New Roman" w:hAnsi="Times New Roman" w:eastAsia="黑体"/>
+          <w:b w:val="0"/>
+          <w:color w:val="888888"/>
+          <w:sz w:val="24"/>
+        </w:rPr>
+        <w:t>【C级·参考】</w:t>
+      </w:r>
+      <w:r>
+        <w:rPr>
+          <w:rFonts w:ascii="Times New Roman" w:hAnsi="Times New Roman" w:eastAsia="黑体"/>
+          <w:b w:val="0"/>
+          <w:color w:val="888888"/>
+          <w:sz w:val="24"/>
+        </w:rPr>
+        <w:t>V社 Steam Frame 头显现已支持 89 款游戏，发售日仍未公布</w:t>
+      </w:r>
+    </w:p>
+    <w:p>
+      <w:r>
+        <w:rPr>
+          <w:rFonts w:ascii="Times New Roman" w:hAnsi="Times New Roman" w:eastAsia="宋体"/>
+          <w:color w:val="888888"/>
+          <w:sz w:val="18"/>
+        </w:rPr>
+        <w:t>来源:IT之家 | 时间:08-22 16:18</w:t>
+      </w:r>
+    </w:p>
+    <w:p>
+      <w:r>
+        <w:rPr>
+          <w:rFonts w:ascii="Times New Roman" w:hAnsi="Times New Roman" w:eastAsia="宋体"/>
+          <w:sz w:val="18"/>
+        </w:rPr>
+        <w:t>链接:</w:t>
+      </w:r>
+      <w:hyperlink r:id="rId31">
+        <w:r>
+          <w:rPr>
+            <w:color w:val="0563C1"/>
+            <w:u w:val="single"/>
+          </w:rPr>
+          <w:t>V社 Steam Frame 头显现已支持 89 款游戏，发售日仍未公布</w:t>
+        </w:r>
+      </w:hyperlink>
+    </w:p>
+    <w:p>
+      <w:pPr>
+        <w:pStyle w:val="Heading3"/>
+      </w:pPr>
+      <w:r>
+        <w:rPr>
+          <w:rFonts w:ascii="Times New Roman" w:hAnsi="Times New Roman" w:eastAsia="黑体"/>
+          <w:b w:val="0"/>
+          <w:color w:val="888888"/>
+          <w:sz w:val="24"/>
+        </w:rPr>
+        <w:t>【C级·参考】</w:t>
+      </w:r>
+      <w:r>
+        <w:rPr>
+          <w:rFonts w:ascii="Times New Roman" w:hAnsi="Times New Roman" w:eastAsia="黑体"/>
+          <w:b w:val="0"/>
+          <w:color w:val="888888"/>
+          <w:sz w:val="24"/>
+        </w:rPr>
+        <w:t>百度地图与经典游戏 IP《仙剑奇侠传》开启联动，上线龙葵付费语音包 / 3D 导航车标</w:t>
+      </w:r>
+    </w:p>
+    <w:p>
+      <w:r>
+        <w:rPr>
+          <w:rFonts w:ascii="Times New Roman" w:hAnsi="Times New Roman" w:eastAsia="宋体"/>
+          <w:color w:val="888888"/>
+          <w:sz w:val="18"/>
+        </w:rPr>
+        <w:t>来源:IT之家 | 时间:08-22 16:17</w:t>
+      </w:r>
+    </w:p>
+    <w:p>
+      <w:r>
+        <w:rPr>
+          <w:rFonts w:ascii="Times New Roman" w:hAnsi="Times New Roman" w:eastAsia="宋体"/>
+          <w:sz w:val="18"/>
+        </w:rPr>
+        <w:t>链接:</w:t>
+      </w:r>
+      <w:hyperlink r:id="rId32">
+        <w:r>
+          <w:rPr>
+            <w:color w:val="0563C1"/>
+            <w:u w:val="single"/>
+          </w:rPr>
+          <w:t>百度地图与经典游戏 IP《仙剑奇侠传》开启联动，上线龙葵付费语音包 / 3D 导航车标</w:t>
+        </w:r>
+      </w:hyperlink>
+    </w:p>
+    <w:p>
+      <w:pPr>
+        <w:pStyle w:val="Heading3"/>
+      </w:pPr>
+      <w:r>
+        <w:rPr>
+          <w:rFonts w:ascii="Times New Roman" w:hAnsi="Times New Roman" w:eastAsia="黑体"/>
+          <w:b w:val="0"/>
+          <w:color w:val="888888"/>
+          <w:sz w:val="24"/>
+        </w:rPr>
+        <w:t>【C级·参考】</w:t>
+      </w:r>
+      <w:r>
+        <w:rPr>
+          <w:rFonts w:ascii="Times New Roman" w:hAnsi="Times New Roman" w:eastAsia="黑体"/>
+          <w:b w:val="0"/>
+          <w:color w:val="888888"/>
+          <w:sz w:val="24"/>
+        </w:rPr>
+        <w:t>消息称顽皮狗《最后生还者》多人项目烧掉超 1 亿美元成本，最终因索尼“实时服务型游戏”战略收缩被砍</w:t>
+      </w:r>
+    </w:p>
+    <w:p>
+      <w:r>
+        <w:rPr>
+          <w:rFonts w:ascii="Times New Roman" w:hAnsi="Times New Roman" w:eastAsia="宋体"/>
+          <w:color w:val="888888"/>
+          <w:sz w:val="18"/>
+        </w:rPr>
+        <w:t>来源:IT之家 | 时间:08-22 16:08</w:t>
+      </w:r>
+    </w:p>
+    <w:p>
+      <w:r>
+        <w:rPr>
+          <w:rFonts w:ascii="Times New Roman" w:hAnsi="Times New Roman" w:eastAsia="宋体"/>
+          <w:sz w:val="18"/>
+        </w:rPr>
+        <w:t>链接:</w:t>
+      </w:r>
+      <w:hyperlink r:id="rId33">
+        <w:r>
+          <w:rPr>
+            <w:color w:val="0563C1"/>
+            <w:u w:val="single"/>
+          </w:rPr>
+          <w:t>消息称顽皮狗《最后生还者》多人项目烧掉超 1 亿美元成本，最终因索尼“实时服务型游戏”战略收缩被砍</w:t>
+        </w:r>
+      </w:hyperlink>
+    </w:p>
+    <w:p>
+      <w:pPr>
+        <w:pStyle w:val="Heading3"/>
+      </w:pPr>
+      <w:r>
+        <w:rPr>
+          <w:rFonts w:ascii="Times New Roman" w:hAnsi="Times New Roman" w:eastAsia="黑体"/>
+          <w:b w:val="0"/>
+          <w:color w:val="888888"/>
+          <w:sz w:val="24"/>
+        </w:rPr>
+        <w:t>【C级·参考】</w:t>
+      </w:r>
+      <w:r>
+        <w:rPr>
+          <w:rFonts w:ascii="Times New Roman" w:hAnsi="Times New Roman" w:eastAsia="黑体"/>
+          <w:b w:val="0"/>
+          <w:color w:val="888888"/>
+          <w:sz w:val="24"/>
+        </w:rPr>
         <w:t>黑客组织 Cyberleek 继续放出《GTA6》游戏实机画面：杰森在罪恶城开超跑狂飙</w:t>
       </w:r>
     </w:p>
@@ -1210,7 +1414,7 @@
         </w:rPr>
         <w:t>链接:</w:t>
       </w:r>
-      <w:hyperlink r:id="rId30">
+      <w:hyperlink r:id="rId34">
         <w:r>
           <w:rPr>
             <w:color w:val="0563C1"/>
@@ -1261,64 +1465,13 @@
         </w:rPr>
         <w:t>链接:</w:t>
       </w:r>
-      <w:hyperlink r:id="rId31">
+      <w:hyperlink r:id="rId35">
         <w:r>
           <w:rPr>
             <w:color w:val="0563C1"/>
             <w:u w:val="single"/>
           </w:rPr>
           <w:t>爆料称索尼 PS6 游戏掌机售价恐超 600 美元</w:t>
-        </w:r>
-      </w:hyperlink>
-    </w:p>
-    <w:p>
-      <w:pPr>
-        <w:pStyle w:val="Heading3"/>
-      </w:pPr>
-      <w:r>
-        <w:rPr>
-          <w:rFonts w:ascii="Times New Roman" w:hAnsi="Times New Roman" w:eastAsia="黑体"/>
-          <w:b w:val="0"/>
-          <w:color w:val="888888"/>
-          <w:sz w:val="24"/>
-        </w:rPr>
-        <w:t>【C级·参考】</w:t>
-      </w:r>
-      <w:r>
-        <w:rPr>
-          <w:rFonts w:ascii="Times New Roman" w:hAnsi="Times New Roman" w:eastAsia="黑体"/>
-          <w:b w:val="0"/>
-          <w:color w:val="888888"/>
-          <w:sz w:val="24"/>
-        </w:rPr>
-        <w:t>《漫威金刚狼》游戏已制作完成进厂压盘，9 月 15 日发行</w:t>
-      </w:r>
-    </w:p>
-    <w:p>
-      <w:r>
-        <w:rPr>
-          <w:rFonts w:ascii="Times New Roman" w:hAnsi="Times New Roman" w:eastAsia="宋体"/>
-          <w:color w:val="888888"/>
-          <w:sz w:val="18"/>
-        </w:rPr>
-        <w:t>来源:IT之家 | 时间:08-22 10:51</w:t>
-      </w:r>
-    </w:p>
-    <w:p>
-      <w:r>
-        <w:rPr>
-          <w:rFonts w:ascii="Times New Roman" w:hAnsi="Times New Roman" w:eastAsia="宋体"/>
-          <w:sz w:val="18"/>
-        </w:rPr>
-        <w:t>链接:</w:t>
-      </w:r>
-      <w:hyperlink r:id="rId32">
-        <w:r>
-          <w:rPr>
-            <w:color w:val="0563C1"/>
-            <w:u w:val="single"/>
-          </w:rPr>
-          <w:t>《漫威金刚狼》游戏已制作完成进厂压盘，9 月 15 日发行</w:t>
         </w:r>
       </w:hyperlink>
     </w:p>
@@ -1363,7 +1516,7 @@
         </w:rPr>
         <w:t>链接:</w:t>
       </w:r>
-      <w:hyperlink r:id="rId33">
+      <w:hyperlink r:id="rId36">
         <w:r>
           <w:rPr>
             <w:color w:val="0563C1"/>
@@ -1414,7 +1567,7 @@
         </w:rPr>
         <w:t>链接:</w:t>
       </w:r>
-      <w:hyperlink r:id="rId34">
+      <w:hyperlink r:id="rId37">
         <w:r>
           <w:rPr>
             <w:color w:val="0563C1"/>
@@ -1477,7 +1630,7 @@
         </w:rPr>
         <w:t>链接:</w:t>
       </w:r>
-      <w:hyperlink r:id="rId35">
+      <w:hyperlink r:id="rId38">
         <w:r>
           <w:rPr>
             <w:color w:val="0563C1"/>
@@ -1513,7 +1666,7 @@
           <w:rFonts w:ascii="Times New Roman" w:hAnsi="Times New Roman" w:eastAsia="宋体"/>
           <w:sz w:val="18"/>
         </w:rPr>
-        <w:t>IT之家(60)、GameLook(7)、HackerNews(4)、Bing新闻(7)</w:t>
+        <w:t>IT之家(58)、GameLook(7)、HackerNews(4)、Bing新闻(7)</w:t>
       </w:r>
     </w:p>
     <w:p>
